--- a/sprachmodelle/Steckbriefe/Word_Dokumente/D_RAG_huggingface.docx
+++ b/sprachmodelle/Steckbriefe/Word_Dokumente/D_RAG_huggingface.docx
@@ -249,7 +249,25 @@
             <w:sz w:val="28"/>
             <w:szCs w:val="28"/>
           </w:rPr>
-          <w:t>huggingface_Retrieval_Augmented_Generation_RAG_light_0.1.ipynb</w:t>
+          <w:t>huggingface_Retrieval_Augmented_Ge</w:t>
+        </w:r>
+        <w:r>
+          <w:rPr>
+            <w:rStyle w:val="Hyperlink"/>
+            <w:rFonts w:ascii="Calibri" w:hAnsi="Calibri" w:cs="Calibri"/>
+            <w:sz w:val="28"/>
+            <w:szCs w:val="28"/>
+          </w:rPr>
+          <w:t>n</w:t>
+        </w:r>
+        <w:r>
+          <w:rPr>
+            <w:rStyle w:val="Hyperlink"/>
+            <w:rFonts w:ascii="Calibri" w:hAnsi="Calibri" w:cs="Calibri"/>
+            <w:sz w:val="28"/>
+            <w:szCs w:val="28"/>
+          </w:rPr>
+          <w:t>eration_RAG_light_0.1.ipynb</w:t>
         </w:r>
       </w:hyperlink>
     </w:p>

--- a/sprachmodelle/Steckbriefe/Word_Dokumente/D_RAG_huggingface.docx
+++ b/sprachmodelle/Steckbriefe/Word_Dokumente/D_RAG_huggingface.docx
@@ -249,7 +249,7 @@
             <w:sz w:val="28"/>
             <w:szCs w:val="28"/>
           </w:rPr>
-          <w:t>huggingface_Retrieval_Augmented_Ge</w:t>
+          <w:t>huggingface_Retrieval_Augme</w:t>
         </w:r>
         <w:r>
           <w:rPr>
@@ -267,7 +267,7 @@
             <w:sz w:val="28"/>
             <w:szCs w:val="28"/>
           </w:rPr>
-          <w:t>eration_RAG_light_0.1.ipynb</w:t>
+          <w:t>ted_Generation_RAG_light_0.1.ipynb</w:t>
         </w:r>
       </w:hyperlink>
     </w:p>
@@ -352,175 +352,15 @@
           <w:rFonts w:ascii="Calibri" w:hAnsi="Calibri" w:cs="Calibri"/>
           <w:sz w:val="32"/>
           <w:szCs w:val="32"/>
-        </w:rPr>
-      </w:pPr>
-      <w:r>
-        <w:rPr>
-          <w:rFonts w:ascii="Calibri" w:hAnsi="Calibri" w:cs="Calibri"/>
-          <w:sz w:val="32"/>
-          <w:szCs w:val="32"/>
-        </w:rPr>
-        <w:t>Bemerkungen</w:t>
-      </w:r>
-      <w:r>
-        <w:rPr>
-          <w:rFonts w:ascii="Calibri" w:hAnsi="Calibri" w:cs="Calibri"/>
-          <w:sz w:val="32"/>
-          <w:szCs w:val="32"/>
-        </w:rPr>
-        <w:t xml:space="preserve">: </w:t>
-      </w:r>
-    </w:p>
-    <w:p>
-      <w:pPr>
-        <w:pStyle w:val="Listenabsatz"/>
-        <w:numPr>
-          <w:ilvl w:val="0"/>
-          <w:numId w:val="5"/>
-        </w:numPr>
-        <w:rPr>
-          <w:rFonts w:ascii="Calibri" w:hAnsi="Calibri" w:cs="Calibri"/>
-          <w:sz w:val="24"/>
-          <w:szCs w:val="24"/>
-        </w:rPr>
-      </w:pPr>
-      <w:r>
-        <w:rPr>
-          <w:rFonts w:ascii="Calibri" w:hAnsi="Calibri" w:cs="Calibri"/>
-          <w:sz w:val="24"/>
-          <w:szCs w:val="24"/>
-        </w:rPr>
-        <w:t>einmaliger Download der Sprachmodelle danach lokale Nutzung</w:t>
-      </w:r>
-      <w:r>
-        <w:rPr>
-          <w:rFonts w:ascii="Calibri" w:hAnsi="Calibri" w:cs="Calibri"/>
-          <w:sz w:val="24"/>
-          <w:szCs w:val="24"/>
-        </w:rPr>
-        <w:t xml:space="preserve"> möglich</w:t>
-      </w:r>
-    </w:p>
-    <w:p>
-      <w:pPr>
-        <w:pStyle w:val="Listenabsatz"/>
-        <w:numPr>
-          <w:ilvl w:val="0"/>
-          <w:numId w:val="5"/>
-        </w:numPr>
-        <w:rPr>
-          <w:rFonts w:ascii="Calibri" w:hAnsi="Calibri" w:cs="Calibri"/>
-          <w:sz w:val="24"/>
-          <w:szCs w:val="24"/>
-        </w:rPr>
-      </w:pPr>
-      <w:r>
-        <w:rPr>
-          <w:rFonts w:ascii="Calibri" w:hAnsi="Calibri" w:cs="Calibri"/>
-          <w:sz w:val="24"/>
-          <w:szCs w:val="24"/>
-        </w:rPr>
-        <w:t>Bei erstmaliger Nutzung des Notebooks müssen die ersten beiden Zellen ausgeführt werden.</w:t>
-      </w:r>
-    </w:p>
-    <w:p>
-      <w:pPr>
-        <w:pStyle w:val="Listenabsatz"/>
-        <w:numPr>
-          <w:ilvl w:val="0"/>
-          <w:numId w:val="5"/>
-        </w:numPr>
-        <w:rPr>
-          <w:rFonts w:ascii="Calibri" w:hAnsi="Calibri" w:cs="Calibri"/>
-          <w:sz w:val="24"/>
-          <w:szCs w:val="24"/>
-        </w:rPr>
-      </w:pPr>
-      <w:r>
-        <w:rPr>
-          <w:rFonts w:ascii="Calibri" w:hAnsi="Calibri" w:cs="Calibri"/>
-          <w:sz w:val="24"/>
-          <w:szCs w:val="24"/>
-        </w:rPr>
-        <w:t>Mögliche Vorarbeit zur Projektarbeit</w:t>
-      </w:r>
-      <w:r>
-        <w:rPr>
-          <w:rFonts w:ascii="Calibri" w:hAnsi="Calibri" w:cs="Calibri"/>
-          <w:sz w:val="24"/>
-          <w:szCs w:val="24"/>
-        </w:rPr>
-        <w:t>!</w:t>
-      </w:r>
-      <w:r>
-        <w:rPr>
-          <w:rFonts w:ascii="Calibri" w:hAnsi="Calibri" w:cs="Calibri"/>
-          <w:sz w:val="24"/>
-          <w:szCs w:val="24"/>
-        </w:rPr>
-        <w:br/>
-      </w:r>
-    </w:p>
-    <w:p>
-      <w:pPr>
-        <w:pStyle w:val="Listenabsatz"/>
-        <w:numPr>
-          <w:ilvl w:val="0"/>
-          <w:numId w:val="5"/>
-        </w:numPr>
-        <w:rPr>
-          <w:rFonts w:ascii="Calibri" w:hAnsi="Calibri" w:cs="Calibri"/>
-          <w:sz w:val="24"/>
-          <w:szCs w:val="24"/>
-          <w:highlight w:val="yellow"/>
-        </w:rPr>
-      </w:pPr>
-      <w:r>
-        <w:rPr>
-          <w:rFonts w:ascii="Calibri" w:hAnsi="Calibri" w:cs="Calibri"/>
-          <w:sz w:val="24"/>
-          <w:szCs w:val="24"/>
-          <w:highlight w:val="yellow"/>
-        </w:rPr>
-        <w:t>i</w:t>
-      </w:r>
-      <w:r>
-        <w:rPr>
-          <w:rFonts w:ascii="Calibri" w:hAnsi="Calibri" w:cs="Calibri"/>
-          <w:sz w:val="24"/>
-          <w:szCs w:val="24"/>
-          <w:highlight w:val="yellow"/>
-        </w:rPr>
-        <w:t>m Entwurfsstadium!</w:t>
-      </w:r>
-    </w:p>
-    <w:p>
-      <w:pPr>
+          <w:u w:val="single"/>
+        </w:rPr>
+      </w:pPr>
+      <w:r>
         <w:rPr>
           <w:rFonts w:ascii="Calibri" w:hAnsi="Calibri" w:cs="Calibri"/>
           <w:sz w:val="32"/>
           <w:szCs w:val="32"/>
           <w:u w:val="single"/>
-        </w:rPr>
-      </w:pPr>
-    </w:p>
-    <w:p>
-      <w:pPr>
-        <w:rPr>
-          <w:rFonts w:ascii="Calibri" w:hAnsi="Calibri" w:cs="Calibri"/>
-          <w:sz w:val="32"/>
-          <w:szCs w:val="32"/>
-          <w:u w:val="single"/>
-          <w:lang w:val="da-DK"/>
-        </w:rPr>
-      </w:pPr>
-      <w:r>
-        <w:rPr>
-          <w:rFonts w:ascii="Calibri" w:hAnsi="Calibri" w:cs="Calibri"/>
-          <w:sz w:val="32"/>
-          <w:szCs w:val="32"/>
-          <w:u w:val="single"/>
-          <w:lang w:val="da-DK"/>
         </w:rPr>
         <w:t xml:space="preserve">Projekt-Ideen </w:t>
       </w:r>
@@ -532,7 +372,6 @@
           <w:sz w:val="24"/>
           <w:szCs w:val="24"/>
           <w:u w:val="single"/>
-          <w:lang w:val="da-DK"/>
         </w:rPr>
         <w:t>(</w:t>
       </w:r>
@@ -545,7 +384,6 @@
             <w:bCs/>
             <w:sz w:val="24"/>
             <w:szCs w:val="24"/>
-            <w:lang w:val="da-DK"/>
           </w:rPr>
           <w:t>https://huggingface.co/tasks</w:t>
         </w:r>
@@ -558,18 +396,12 @@
           <w:sz w:val="24"/>
           <w:szCs w:val="24"/>
           <w:u w:val="single"/>
-          <w:lang w:val="da-DK"/>
         </w:rPr>
         <w:t>)</w:t>
       </w:r>
     </w:p>
     <w:p>
       <w:pPr>
-        <w:pStyle w:val="Listenabsatz"/>
-        <w:numPr>
-          <w:ilvl w:val="0"/>
-          <w:numId w:val="6"/>
-        </w:numPr>
         <w:rPr>
           <w:rFonts w:ascii="Calibri" w:hAnsi="Calibri" w:cs="Calibri"/>
           <w:sz w:val="24"/>
